--- a/index.docx
+++ b/index.docx
@@ -150,44 +150,44 @@
               <w:pStyle w:val="Compact"/>
             </w:pPr>
             <w:r>
-              <w:t xml:space="preserve">1.298***</w:t>
-            </w:r>
-          </w:p>
-        </w:tc>
-        <w:tc>
-          <w:tcPr/>
-          <w:p>
-            <w:pPr>
-              <w:pStyle w:val="Compact"/>
-            </w:pPr>
-          </w:p>
-        </w:tc>
-        <w:tc>
-          <w:tcPr/>
-          <w:p>
-            <w:pPr>
-              <w:pStyle w:val="Compact"/>
-            </w:pPr>
-          </w:p>
-        </w:tc>
-      </w:tr>
-      <w:tr>
-        <w:tc>
-          <w:tcPr/>
-          <w:p>
-            <w:pPr>
-              <w:pStyle w:val="Compact"/>
-            </w:pPr>
-          </w:p>
-        </w:tc>
-        <w:tc>
-          <w:tcPr/>
-          <w:p>
-            <w:pPr>
-              <w:pStyle w:val="Compact"/>
-            </w:pPr>
-            <w:r>
-              <w:t xml:space="preserve">(0.276)</w:t>
+              <w:t xml:space="preserve">1.314***</w:t>
+            </w:r>
+          </w:p>
+        </w:tc>
+        <w:tc>
+          <w:tcPr/>
+          <w:p>
+            <w:pPr>
+              <w:pStyle w:val="Compact"/>
+            </w:pPr>
+          </w:p>
+        </w:tc>
+        <w:tc>
+          <w:tcPr/>
+          <w:p>
+            <w:pPr>
+              <w:pStyle w:val="Compact"/>
+            </w:pPr>
+          </w:p>
+        </w:tc>
+      </w:tr>
+      <w:tr>
+        <w:tc>
+          <w:tcPr/>
+          <w:p>
+            <w:pPr>
+              <w:pStyle w:val="Compact"/>
+            </w:pPr>
+          </w:p>
+        </w:tc>
+        <w:tc>
+          <w:tcPr/>
+          <w:p>
+            <w:pPr>
+              <w:pStyle w:val="Compact"/>
+            </w:pPr>
+            <w:r>
+              <w:t xml:space="preserve">(0.286)</w:t>
             </w:r>
           </w:p>
         </w:tc>
@@ -227,18 +227,18 @@
               <w:pStyle w:val="Compact"/>
             </w:pPr>
             <w:r>
-              <w:t xml:space="preserve">0.644***</w:t>
-            </w:r>
-          </w:p>
-        </w:tc>
-        <w:tc>
-          <w:tcPr/>
-          <w:p>
-            <w:pPr>
-              <w:pStyle w:val="Compact"/>
-            </w:pPr>
-            <w:r>
-              <w:t xml:space="preserve">0.424***</w:t>
+              <w:t xml:space="preserve">0.642***</w:t>
+            </w:r>
+          </w:p>
+        </w:tc>
+        <w:tc>
+          <w:tcPr/>
+          <w:p>
+            <w:pPr>
+              <w:pStyle w:val="Compact"/>
+            </w:pPr>
+            <w:r>
+              <w:t xml:space="preserve">0.459***</w:t>
             </w:r>
           </w:p>
         </w:tc>
@@ -281,7 +281,7 @@
               <w:pStyle w:val="Compact"/>
             </w:pPr>
             <w:r>
-              <w:t xml:space="preserve">(0.083)</w:t>
+              <w:t xml:space="preserve">(0.081)</w:t>
             </w:r>
           </w:p>
         </w:tc>
@@ -327,7 +327,7 @@
               <w:pStyle w:val="Compact"/>
             </w:pPr>
             <w:r>
-              <w:t xml:space="preserve">0.328***</w:t>
+              <w:t xml:space="preserve">0.347***</w:t>
             </w:r>
           </w:p>
         </w:tc>
@@ -405,18 +405,18 @@
               <w:pStyle w:val="Compact"/>
             </w:pPr>
             <w:r>
-              <w:t xml:space="preserve">0.151*</w:t>
-            </w:r>
-          </w:p>
-        </w:tc>
-        <w:tc>
-          <w:tcPr/>
-          <w:p>
-            <w:pPr>
-              <w:pStyle w:val="Compact"/>
-            </w:pPr>
-            <w:r>
-              <w:t xml:space="preserve">0.022</w:t>
+              <w:t xml:space="preserve">0.152*</w:t>
+            </w:r>
+          </w:p>
+        </w:tc>
+        <w:tc>
+          <w:tcPr/>
+          <w:p>
+            <w:pPr>
+              <w:pStyle w:val="Compact"/>
+            </w:pPr>
+            <w:r>
+              <w:t xml:space="preserve">0.046</w:t>
             </w:r>
           </w:p>
         </w:tc>
@@ -459,7 +459,7 @@
               <w:pStyle w:val="Compact"/>
             </w:pPr>
             <w:r>
-              <w:t xml:space="preserve">(0.047)</w:t>
+              <w:t xml:space="preserve">(0.048)</w:t>
             </w:r>
           </w:p>
         </w:tc>
@@ -540,18 +540,18 @@
               <w:pStyle w:val="Compact"/>
             </w:pPr>
             <w:r>
-              <w:t xml:space="preserve">0.899</w:t>
-            </w:r>
-          </w:p>
-        </w:tc>
-        <w:tc>
-          <w:tcPr/>
-          <w:p>
-            <w:pPr>
-              <w:pStyle w:val="Compact"/>
-            </w:pPr>
-            <w:r>
-              <w:t xml:space="preserve">0.967</w:t>
+              <w:t xml:space="preserve">0.900</w:t>
+            </w:r>
+          </w:p>
+        </w:tc>
+        <w:tc>
+          <w:tcPr/>
+          <w:p>
+            <w:pPr>
+              <w:pStyle w:val="Compact"/>
+            </w:pPr>
+            <w:r>
+              <w:t xml:space="preserve">0.966</w:t>
             </w:r>
           </w:p>
         </w:tc>
@@ -597,7 +597,7 @@
               <w:pStyle w:val="Compact"/>
             </w:pPr>
             <w:r>
-              <w:t xml:space="preserve">0.962</w:t>
+              <w:t xml:space="preserve">0.961</w:t>
             </w:r>
           </w:p>
         </w:tc>
@@ -640,7 +640,7 @@
               <w:pStyle w:val="Compact"/>
             </w:pPr>
             <w:r>
-              <w:t xml:space="preserve">0.288</w:t>
+              <w:t xml:space="preserve">0.359</w:t>
             </w:r>
           </w:p>
         </w:tc>
@@ -683,7 +683,7 @@
               <w:pStyle w:val="Compact"/>
             </w:pPr>
             <w:r>
-              <w:t xml:space="preserve">0.279</w:t>
+              <w:t xml:space="preserve">0.351</w:t>
             </w:r>
           </w:p>
         </w:tc>
@@ -718,18 +718,18 @@
               <w:pStyle w:val="Compact"/>
             </w:pPr>
             <w:r>
-              <w:t xml:space="preserve">308.1</w:t>
-            </w:r>
-          </w:p>
-        </w:tc>
-        <w:tc>
-          <w:tcPr/>
-          <w:p>
-            <w:pPr>
-              <w:pStyle w:val="Compact"/>
-            </w:pPr>
-            <w:r>
-              <w:t xml:space="preserve">71.9</w:t>
+              <w:t xml:space="preserve">308.2</w:t>
+            </w:r>
+          </w:p>
+        </w:tc>
+        <w:tc>
+          <w:tcPr/>
+          <w:p>
+            <w:pPr>
+              <w:pStyle w:val="Compact"/>
+            </w:pPr>
+            <w:r>
+              <w:t xml:space="preserve">75.5</w:t>
             </w:r>
           </w:p>
         </w:tc>
@@ -764,18 +764,18 @@
               <w:pStyle w:val="Compact"/>
             </w:pPr>
             <w:r>
-              <w:t xml:space="preserve">322.5</w:t>
-            </w:r>
-          </w:p>
-        </w:tc>
-        <w:tc>
-          <w:tcPr/>
-          <w:p>
-            <w:pPr>
-              <w:pStyle w:val="Compact"/>
-            </w:pPr>
-            <w:r>
-              <w:t xml:space="preserve">194.1</w:t>
+              <w:t xml:space="preserve">322.6</w:t>
+            </w:r>
+          </w:p>
+        </w:tc>
+        <w:tc>
+          <w:tcPr/>
+          <w:p>
+            <w:pPr>
+              <w:pStyle w:val="Compact"/>
+            </w:pPr>
+            <w:r>
+              <w:t xml:space="preserve">197.7</w:t>
             </w:r>
           </w:p>
         </w:tc>
@@ -821,7 +821,7 @@
               <w:pStyle w:val="Compact"/>
             </w:pPr>
             <w:r>
-              <w:t xml:space="preserve">0.24</w:t>
+              <w:t xml:space="preserve">0.25</w:t>
             </w:r>
           </w:p>
         </w:tc>
@@ -977,6 +977,926 @@
               <w:numPr>
                 <w:ilvl w:val="0"/>
                 <w:numId w:val="1001"/>
+              </w:numPr>
+            </w:pPr>
+            <w:r>
+              <w:t xml:space="preserve">p &lt; 0.1, * p &lt; 0.05, ** p &lt; 0.01, *** p &lt;</w:t>
+            </w:r>
+            <w:r>
+              <w:t xml:space="preserve"> </w:t>
+            </w:r>
+            <w:r>
+              <w:t xml:space="preserve">0.001</w:t>
+            </w:r>
+          </w:p>
+        </w:tc>
+      </w:tr>
+    </w:tbl>
+    <w:tbl>
+      <w:tblPr>
+        <w:tblStyle w:val="Table"/>
+        <w:tblW w:type="pct" w:w="3472"/>
+        <w:tblLayout w:type="fixed"/>
+        <w:tblLook w:firstRow="1" w:lastRow="1" w:firstColumn="0" w:lastColumn="0" w:noHBand="0" w:noVBand="0" w:val="0020"/>
+      </w:tblPr>
+      <w:tblGrid>
+        <w:gridCol w:w="1870"/>
+        <w:gridCol w:w="1210"/>
+        <w:gridCol w:w="1210"/>
+        <w:gridCol w:w="1210"/>
+      </w:tblGrid>
+      <w:tr>
+        <w:trPr>
+          <w:tblHeader w:val="on"/>
+        </w:trPr>
+        <w:tc>
+          <w:tcPr/>
+          <w:p>
+            <w:pPr>
+              <w:pStyle w:val="Compact"/>
+            </w:pPr>
+          </w:p>
+        </w:tc>
+        <w:tc>
+          <w:tcPr/>
+          <w:p>
+            <w:pPr>
+              <w:pStyle w:val="Compact"/>
+            </w:pPr>
+            <w:r>
+              <w:t xml:space="preserve">OLS</w:t>
+            </w:r>
+          </w:p>
+        </w:tc>
+        <w:tc>
+          <w:tcPr/>
+          <w:p>
+            <w:pPr>
+              <w:pStyle w:val="Compact"/>
+            </w:pPr>
+            <w:r>
+              <w:t xml:space="preserve">FE</w:t>
+            </w:r>
+          </w:p>
+        </w:tc>
+        <w:tc>
+          <w:tcPr/>
+          <w:p>
+            <w:pPr>
+              <w:pStyle w:val="Compact"/>
+            </w:pPr>
+            <w:r>
+              <w:t xml:space="preserve">TWFE</w:t>
+            </w:r>
+          </w:p>
+        </w:tc>
+      </w:tr>
+      <w:tr>
+        <w:tc>
+          <w:tcPr/>
+          <w:p>
+            <w:pPr>
+              <w:pStyle w:val="Compact"/>
+            </w:pPr>
+            <w:r>
+              <w:t xml:space="preserve">(Intercept)</w:t>
+            </w:r>
+          </w:p>
+        </w:tc>
+        <w:tc>
+          <w:tcPr/>
+          <w:p>
+            <w:pPr>
+              <w:pStyle w:val="Compact"/>
+            </w:pPr>
+            <w:r>
+              <w:t xml:space="preserve">1.298***</w:t>
+            </w:r>
+          </w:p>
+        </w:tc>
+        <w:tc>
+          <w:tcPr/>
+          <w:p>
+            <w:pPr>
+              <w:pStyle w:val="Compact"/>
+            </w:pPr>
+          </w:p>
+        </w:tc>
+        <w:tc>
+          <w:tcPr/>
+          <w:p>
+            <w:pPr>
+              <w:pStyle w:val="Compact"/>
+            </w:pPr>
+          </w:p>
+        </w:tc>
+      </w:tr>
+      <w:tr>
+        <w:tc>
+          <w:tcPr/>
+          <w:p>
+            <w:pPr>
+              <w:pStyle w:val="Compact"/>
+            </w:pPr>
+          </w:p>
+        </w:tc>
+        <w:tc>
+          <w:tcPr/>
+          <w:p>
+            <w:pPr>
+              <w:pStyle w:val="Compact"/>
+            </w:pPr>
+            <w:r>
+              <w:t xml:space="preserve">(0.276)</w:t>
+            </w:r>
+          </w:p>
+        </w:tc>
+        <w:tc>
+          <w:tcPr/>
+          <w:p>
+            <w:pPr>
+              <w:pStyle w:val="Compact"/>
+            </w:pPr>
+          </w:p>
+        </w:tc>
+        <w:tc>
+          <w:tcPr/>
+          <w:p>
+            <w:pPr>
+              <w:pStyle w:val="Compact"/>
+            </w:pPr>
+          </w:p>
+        </w:tc>
+      </w:tr>
+      <w:tr>
+        <w:tc>
+          <w:tcPr/>
+          <w:p>
+            <w:pPr>
+              <w:pStyle w:val="Compact"/>
+            </w:pPr>
+            <w:r>
+              <w:t xml:space="preserve">lK1</w:t>
+            </w:r>
+          </w:p>
+        </w:tc>
+        <w:tc>
+          <w:tcPr/>
+          <w:p>
+            <w:pPr>
+              <w:pStyle w:val="Compact"/>
+            </w:pPr>
+            <w:r>
+              <w:t xml:space="preserve">0.644***</w:t>
+            </w:r>
+          </w:p>
+        </w:tc>
+        <w:tc>
+          <w:tcPr/>
+          <w:p>
+            <w:pPr>
+              <w:pStyle w:val="Compact"/>
+            </w:pPr>
+            <w:r>
+              <w:t xml:space="preserve">0.424***</w:t>
+            </w:r>
+          </w:p>
+        </w:tc>
+        <w:tc>
+          <w:tcPr/>
+          <w:p>
+            <w:pPr>
+              <w:pStyle w:val="Compact"/>
+            </w:pPr>
+            <w:r>
+              <w:t xml:space="preserve">0.381***</w:t>
+            </w:r>
+          </w:p>
+        </w:tc>
+      </w:tr>
+      <w:tr>
+        <w:tc>
+          <w:tcPr/>
+          <w:p>
+            <w:pPr>
+              <w:pStyle w:val="Compact"/>
+            </w:pPr>
+          </w:p>
+        </w:tc>
+        <w:tc>
+          <w:tcPr/>
+          <w:p>
+            <w:pPr>
+              <w:pStyle w:val="Compact"/>
+            </w:pPr>
+            <w:r>
+              <w:t xml:space="preserve">(0.034)</w:t>
+            </w:r>
+          </w:p>
+        </w:tc>
+        <w:tc>
+          <w:tcPr/>
+          <w:p>
+            <w:pPr>
+              <w:pStyle w:val="Compact"/>
+            </w:pPr>
+            <w:r>
+              <w:t xml:space="preserve">(0.083)</w:t>
+            </w:r>
+          </w:p>
+        </w:tc>
+        <w:tc>
+          <w:tcPr/>
+          <w:p>
+            <w:pPr>
+              <w:pStyle w:val="Compact"/>
+            </w:pPr>
+            <w:r>
+              <w:t xml:space="preserve">(0.084)</w:t>
+            </w:r>
+          </w:p>
+        </w:tc>
+      </w:tr>
+      <w:tr>
+        <w:tc>
+          <w:tcPr/>
+          <w:p>
+            <w:pPr>
+              <w:pStyle w:val="Compact"/>
+            </w:pPr>
+            <w:r>
+              <w:t xml:space="preserve">lL1</w:t>
+            </w:r>
+          </w:p>
+        </w:tc>
+        <w:tc>
+          <w:tcPr/>
+          <w:p>
+            <w:pPr>
+              <w:pStyle w:val="Compact"/>
+            </w:pPr>
+            <w:r>
+              <w:t xml:space="preserve">0.365***</w:t>
+            </w:r>
+          </w:p>
+        </w:tc>
+        <w:tc>
+          <w:tcPr/>
+          <w:p>
+            <w:pPr>
+              <w:pStyle w:val="Compact"/>
+            </w:pPr>
+            <w:r>
+              <w:t xml:space="preserve">0.328***</w:t>
+            </w:r>
+          </w:p>
+        </w:tc>
+        <w:tc>
+          <w:tcPr/>
+          <w:p>
+            <w:pPr>
+              <w:pStyle w:val="Compact"/>
+            </w:pPr>
+            <w:r>
+              <w:t xml:space="preserve">0.341***</w:t>
+            </w:r>
+          </w:p>
+        </w:tc>
+      </w:tr>
+      <w:tr>
+        <w:tc>
+          <w:tcPr/>
+          <w:p>
+            <w:pPr>
+              <w:pStyle w:val="Compact"/>
+            </w:pPr>
+          </w:p>
+        </w:tc>
+        <w:tc>
+          <w:tcPr/>
+          <w:p>
+            <w:pPr>
+              <w:pStyle w:val="Compact"/>
+            </w:pPr>
+            <w:r>
+              <w:t xml:space="preserve">(0.030)</w:t>
+            </w:r>
+          </w:p>
+        </w:tc>
+        <w:tc>
+          <w:tcPr/>
+          <w:p>
+            <w:pPr>
+              <w:pStyle w:val="Compact"/>
+            </w:pPr>
+            <w:r>
+              <w:t xml:space="preserve">(0.074)</w:t>
+            </w:r>
+          </w:p>
+        </w:tc>
+        <w:tc>
+          <w:tcPr/>
+          <w:p>
+            <w:pPr>
+              <w:pStyle w:val="Compact"/>
+            </w:pPr>
+            <w:r>
+              <w:t xml:space="preserve">(0.074)</w:t>
+            </w:r>
+          </w:p>
+        </w:tc>
+      </w:tr>
+      <w:tr>
+        <w:tc>
+          <w:tcPr/>
+          <w:p>
+            <w:pPr>
+              <w:pStyle w:val="Compact"/>
+            </w:pPr>
+            <w:r>
+              <w:t xml:space="preserve">HGBT</w:t>
+            </w:r>
+          </w:p>
+        </w:tc>
+        <w:tc>
+          <w:tcPr/>
+          <w:p>
+            <w:pPr>
+              <w:pStyle w:val="Compact"/>
+            </w:pPr>
+            <w:r>
+              <w:t xml:space="preserve">0.151*</w:t>
+            </w:r>
+          </w:p>
+        </w:tc>
+        <w:tc>
+          <w:tcPr/>
+          <w:p>
+            <w:pPr>
+              <w:pStyle w:val="Compact"/>
+            </w:pPr>
+            <w:r>
+              <w:t xml:space="preserve">0.022</w:t>
+            </w:r>
+          </w:p>
+        </w:tc>
+        <w:tc>
+          <w:tcPr/>
+          <w:p>
+            <w:pPr>
+              <w:pStyle w:val="Compact"/>
+            </w:pPr>
+            <w:r>
+              <w:t xml:space="preserve">-0.080</w:t>
+            </w:r>
+          </w:p>
+        </w:tc>
+      </w:tr>
+      <w:tr>
+        <w:tc>
+          <w:tcPr/>
+          <w:p>
+            <w:pPr>
+              <w:pStyle w:val="Compact"/>
+            </w:pPr>
+          </w:p>
+        </w:tc>
+        <w:tc>
+          <w:tcPr/>
+          <w:p>
+            <w:pPr>
+              <w:pStyle w:val="Compact"/>
+            </w:pPr>
+            <w:r>
+              <w:t xml:space="preserve">(0.065)</w:t>
+            </w:r>
+          </w:p>
+        </w:tc>
+        <w:tc>
+          <w:tcPr/>
+          <w:p>
+            <w:pPr>
+              <w:pStyle w:val="Compact"/>
+            </w:pPr>
+            <w:r>
+              <w:t xml:space="preserve">(0.047)</w:t>
+            </w:r>
+          </w:p>
+        </w:tc>
+        <w:tc>
+          <w:tcPr/>
+          <w:p>
+            <w:pPr>
+              <w:pStyle w:val="Compact"/>
+            </w:pPr>
+            <w:r>
+              <w:t xml:space="preserve">(0.085)</w:t>
+            </w:r>
+          </w:p>
+        </w:tc>
+      </w:tr>
+      <w:tr>
+        <w:tc>
+          <w:tcPr/>
+          <w:p>
+            <w:pPr>
+              <w:pStyle w:val="Compact"/>
+            </w:pPr>
+            <w:r>
+              <w:t xml:space="preserve">Num.Obs.</w:t>
+            </w:r>
+          </w:p>
+        </w:tc>
+        <w:tc>
+          <w:tcPr/>
+          <w:p>
+            <w:pPr>
+              <w:pStyle w:val="Compact"/>
+            </w:pPr>
+            <w:r>
+              <w:t xml:space="preserve">269</w:t>
+            </w:r>
+          </w:p>
+        </w:tc>
+        <w:tc>
+          <w:tcPr/>
+          <w:p>
+            <w:pPr>
+              <w:pStyle w:val="Compact"/>
+            </w:pPr>
+            <w:r>
+              <w:t xml:space="preserve">269</w:t>
+            </w:r>
+          </w:p>
+        </w:tc>
+        <w:tc>
+          <w:tcPr/>
+          <w:p>
+            <w:pPr>
+              <w:pStyle w:val="Compact"/>
+            </w:pPr>
+            <w:r>
+              <w:t xml:space="preserve">269</w:t>
+            </w:r>
+          </w:p>
+        </w:tc>
+      </w:tr>
+      <w:tr>
+        <w:tc>
+          <w:tcPr/>
+          <w:p>
+            <w:pPr>
+              <w:pStyle w:val="Compact"/>
+            </w:pPr>
+            <w:r>
+              <w:t xml:space="preserve">R2</w:t>
+            </w:r>
+          </w:p>
+        </w:tc>
+        <w:tc>
+          <w:tcPr/>
+          <w:p>
+            <w:pPr>
+              <w:pStyle w:val="Compact"/>
+            </w:pPr>
+            <w:r>
+              <w:t xml:space="preserve">0.899</w:t>
+            </w:r>
+          </w:p>
+        </w:tc>
+        <w:tc>
+          <w:tcPr/>
+          <w:p>
+            <w:pPr>
+              <w:pStyle w:val="Compact"/>
+            </w:pPr>
+            <w:r>
+              <w:t xml:space="preserve">0.967</w:t>
+            </w:r>
+          </w:p>
+        </w:tc>
+        <w:tc>
+          <w:tcPr/>
+          <w:p>
+            <w:pPr>
+              <w:pStyle w:val="Compact"/>
+            </w:pPr>
+            <w:r>
+              <w:t xml:space="preserve">0.969</w:t>
+            </w:r>
+          </w:p>
+        </w:tc>
+      </w:tr>
+      <w:tr>
+        <w:tc>
+          <w:tcPr/>
+          <w:p>
+            <w:pPr>
+              <w:pStyle w:val="Compact"/>
+            </w:pPr>
+            <w:r>
+              <w:t xml:space="preserve">R2 Adj.</w:t>
+            </w:r>
+          </w:p>
+        </w:tc>
+        <w:tc>
+          <w:tcPr/>
+          <w:p>
+            <w:pPr>
+              <w:pStyle w:val="Compact"/>
+            </w:pPr>
+            <w:r>
+              <w:t xml:space="preserve">0.898</w:t>
+            </w:r>
+          </w:p>
+        </w:tc>
+        <w:tc>
+          <w:tcPr/>
+          <w:p>
+            <w:pPr>
+              <w:pStyle w:val="Compact"/>
+            </w:pPr>
+            <w:r>
+              <w:t xml:space="preserve">0.962</w:t>
+            </w:r>
+          </w:p>
+        </w:tc>
+        <w:tc>
+          <w:tcPr/>
+          <w:p>
+            <w:pPr>
+              <w:pStyle w:val="Compact"/>
+            </w:pPr>
+            <w:r>
+              <w:t xml:space="preserve">0.963</w:t>
+            </w:r>
+          </w:p>
+        </w:tc>
+      </w:tr>
+      <w:tr>
+        <w:tc>
+          <w:tcPr/>
+          <w:p>
+            <w:pPr>
+              <w:pStyle w:val="Compact"/>
+            </w:pPr>
+            <w:r>
+              <w:t xml:space="preserve">R2 Within</w:t>
+            </w:r>
+          </w:p>
+        </w:tc>
+        <w:tc>
+          <w:tcPr/>
+          <w:p>
+            <w:pPr>
+              <w:pStyle w:val="Compact"/>
+            </w:pPr>
+          </w:p>
+        </w:tc>
+        <w:tc>
+          <w:tcPr/>
+          <w:p>
+            <w:pPr>
+              <w:pStyle w:val="Compact"/>
+            </w:pPr>
+            <w:r>
+              <w:t xml:space="preserve">0.288</w:t>
+            </w:r>
+          </w:p>
+        </w:tc>
+        <w:tc>
+          <w:tcPr/>
+          <w:p>
+            <w:pPr>
+              <w:pStyle w:val="Compact"/>
+            </w:pPr>
+            <w:r>
+              <w:t xml:space="preserve">0.265</w:t>
+            </w:r>
+          </w:p>
+        </w:tc>
+      </w:tr>
+      <w:tr>
+        <w:tc>
+          <w:tcPr/>
+          <w:p>
+            <w:pPr>
+              <w:pStyle w:val="Compact"/>
+            </w:pPr>
+            <w:r>
+              <w:t xml:space="preserve">R2 Within Adj.</w:t>
+            </w:r>
+          </w:p>
+        </w:tc>
+        <w:tc>
+          <w:tcPr/>
+          <w:p>
+            <w:pPr>
+              <w:pStyle w:val="Compact"/>
+            </w:pPr>
+          </w:p>
+        </w:tc>
+        <w:tc>
+          <w:tcPr/>
+          <w:p>
+            <w:pPr>
+              <w:pStyle w:val="Compact"/>
+            </w:pPr>
+            <w:r>
+              <w:t xml:space="preserve">0.279</w:t>
+            </w:r>
+          </w:p>
+        </w:tc>
+        <w:tc>
+          <w:tcPr/>
+          <w:p>
+            <w:pPr>
+              <w:pStyle w:val="Compact"/>
+            </w:pPr>
+            <w:r>
+              <w:t xml:space="preserve">0.255</w:t>
+            </w:r>
+          </w:p>
+        </w:tc>
+      </w:tr>
+      <w:tr>
+        <w:tc>
+          <w:tcPr/>
+          <w:p>
+            <w:pPr>
+              <w:pStyle w:val="Compact"/>
+            </w:pPr>
+            <w:r>
+              <w:t xml:space="preserve">AIC</w:t>
+            </w:r>
+          </w:p>
+        </w:tc>
+        <w:tc>
+          <w:tcPr/>
+          <w:p>
+            <w:pPr>
+              <w:pStyle w:val="Compact"/>
+            </w:pPr>
+            <w:r>
+              <w:t xml:space="preserve">308.1</w:t>
+            </w:r>
+          </w:p>
+        </w:tc>
+        <w:tc>
+          <w:tcPr/>
+          <w:p>
+            <w:pPr>
+              <w:pStyle w:val="Compact"/>
+            </w:pPr>
+            <w:r>
+              <w:t xml:space="preserve">71.9</w:t>
+            </w:r>
+          </w:p>
+        </w:tc>
+        <w:tc>
+          <w:tcPr/>
+          <w:p>
+            <w:pPr>
+              <w:pStyle w:val="Compact"/>
+            </w:pPr>
+            <w:r>
+              <w:t xml:space="preserve">73.2</w:t>
+            </w:r>
+          </w:p>
+        </w:tc>
+      </w:tr>
+      <w:tr>
+        <w:tc>
+          <w:tcPr/>
+          <w:p>
+            <w:pPr>
+              <w:pStyle w:val="Compact"/>
+            </w:pPr>
+            <w:r>
+              <w:t xml:space="preserve">BIC</w:t>
+            </w:r>
+          </w:p>
+        </w:tc>
+        <w:tc>
+          <w:tcPr/>
+          <w:p>
+            <w:pPr>
+              <w:pStyle w:val="Compact"/>
+            </w:pPr>
+            <w:r>
+              <w:t xml:space="preserve">322.5</w:t>
+            </w:r>
+          </w:p>
+        </w:tc>
+        <w:tc>
+          <w:tcPr/>
+          <w:p>
+            <w:pPr>
+              <w:pStyle w:val="Compact"/>
+            </w:pPr>
+            <w:r>
+              <w:t xml:space="preserve">194.1</w:t>
+            </w:r>
+          </w:p>
+        </w:tc>
+        <w:tc>
+          <w:tcPr/>
+          <w:p>
+            <w:pPr>
+              <w:pStyle w:val="Compact"/>
+            </w:pPr>
+            <w:r>
+              <w:t xml:space="preserve">227.8</w:t>
+            </w:r>
+          </w:p>
+        </w:tc>
+      </w:tr>
+      <w:tr>
+        <w:tc>
+          <w:tcPr/>
+          <w:p>
+            <w:pPr>
+              <w:pStyle w:val="Compact"/>
+            </w:pPr>
+            <w:r>
+              <w:t xml:space="preserve">RMSE</w:t>
+            </w:r>
+          </w:p>
+        </w:tc>
+        <w:tc>
+          <w:tcPr/>
+          <w:p>
+            <w:pPr>
+              <w:pStyle w:val="Compact"/>
+            </w:pPr>
+            <w:r>
+              <w:t xml:space="preserve">0.42</w:t>
+            </w:r>
+          </w:p>
+        </w:tc>
+        <w:tc>
+          <w:tcPr/>
+          <w:p>
+            <w:pPr>
+              <w:pStyle w:val="Compact"/>
+            </w:pPr>
+            <w:r>
+              <w:t xml:space="preserve">0.24</w:t>
+            </w:r>
+          </w:p>
+        </w:tc>
+        <w:tc>
+          <w:tcPr/>
+          <w:p>
+            <w:pPr>
+              <w:pStyle w:val="Compact"/>
+            </w:pPr>
+            <w:r>
+              <w:t xml:space="preserve">0.24</w:t>
+            </w:r>
+          </w:p>
+        </w:tc>
+      </w:tr>
+      <w:tr>
+        <w:tc>
+          <w:tcPr/>
+          <w:p>
+            <w:pPr>
+              <w:pStyle w:val="Compact"/>
+            </w:pPr>
+            <w:r>
+              <w:t xml:space="preserve">Std.Errors</w:t>
+            </w:r>
+          </w:p>
+        </w:tc>
+        <w:tc>
+          <w:tcPr/>
+          <w:p>
+            <w:pPr>
+              <w:pStyle w:val="Compact"/>
+            </w:pPr>
+            <w:r>
+              <w:t xml:space="preserve">IID</w:t>
+            </w:r>
+          </w:p>
+        </w:tc>
+        <w:tc>
+          <w:tcPr/>
+          <w:p>
+            <w:pPr>
+              <w:pStyle w:val="Compact"/>
+            </w:pPr>
+            <w:r>
+              <w:t xml:space="preserve">IID</w:t>
+            </w:r>
+          </w:p>
+        </w:tc>
+        <w:tc>
+          <w:tcPr/>
+          <w:p>
+            <w:pPr>
+              <w:pStyle w:val="Compact"/>
+            </w:pPr>
+            <w:r>
+              <w:t xml:space="preserve">IID</w:t>
+            </w:r>
+          </w:p>
+        </w:tc>
+      </w:tr>
+      <w:tr>
+        <w:tc>
+          <w:tcPr/>
+          <w:p>
+            <w:pPr>
+              <w:pStyle w:val="Compact"/>
+            </w:pPr>
+            <w:r>
+              <w:t xml:space="preserve">FE: Perusahaan</w:t>
+            </w:r>
+          </w:p>
+        </w:tc>
+        <w:tc>
+          <w:tcPr/>
+          <w:p>
+            <w:pPr>
+              <w:pStyle w:val="Compact"/>
+            </w:pPr>
+          </w:p>
+        </w:tc>
+        <w:tc>
+          <w:tcPr/>
+          <w:p>
+            <w:pPr>
+              <w:pStyle w:val="Compact"/>
+            </w:pPr>
+            <w:r>
+              <w:t xml:space="preserve">X</w:t>
+            </w:r>
+          </w:p>
+        </w:tc>
+        <w:tc>
+          <w:tcPr/>
+          <w:p>
+            <w:pPr>
+              <w:pStyle w:val="Compact"/>
+            </w:pPr>
+            <w:r>
+              <w:t xml:space="preserve">X</w:t>
+            </w:r>
+          </w:p>
+        </w:tc>
+      </w:tr>
+      <w:tr>
+        <w:tc>
+          <w:tcPr/>
+          <w:p>
+            <w:pPr>
+              <w:pStyle w:val="Compact"/>
+            </w:pPr>
+            <w:r>
+              <w:t xml:space="preserve">FE: Tahun</w:t>
+            </w:r>
+          </w:p>
+        </w:tc>
+        <w:tc>
+          <w:tcPr/>
+          <w:p>
+            <w:pPr>
+              <w:pStyle w:val="Compact"/>
+            </w:pPr>
+          </w:p>
+        </w:tc>
+        <w:tc>
+          <w:tcPr/>
+          <w:p>
+            <w:pPr>
+              <w:pStyle w:val="Compact"/>
+            </w:pPr>
+          </w:p>
+        </w:tc>
+        <w:tc>
+          <w:tcPr/>
+          <w:p>
+            <w:pPr>
+              <w:pStyle w:val="Compact"/>
+            </w:pPr>
+            <w:r>
+              <w:t xml:space="preserve">X</w:t>
+            </w:r>
+          </w:p>
+        </w:tc>
+      </w:tr>
+      <w:tr>
+        <w:tc>
+          <w:tcPr>
+            <w:gridSpan w:val="4"/>
+          </w:tcPr>
+          <w:p>
+            <w:pPr>
+              <w:pStyle w:val="Compact"/>
+              <w:numPr>
+                <w:ilvl w:val="0"/>
+                <w:numId w:val="1002"/>
               </w:numPr>
             </w:pPr>
             <w:r>
@@ -1220,6 +2140,9 @@
     <w:abstractNumId w:val="990"/>
   </w:num>
   <w:num w:numId="1001">
+    <w:abstractNumId w:val="991"/>
+  </w:num>
+  <w:num w:numId="1002">
     <w:abstractNumId w:val="991"/>
   </w:num>
 </w:numbering>

--- a/index.docx
+++ b/index.docx
@@ -72,6 +72,1086 @@
         <w:t xml:space="preserve">Joining with `by = join_by(Tahun)`</w:t>
       </w:r>
     </w:p>
+    <w:tbl>
+      <w:tblPr>
+        <w:tblStyle w:val="Table"/>
+        <w:tblW w:type="pct" w:w="4306"/>
+        <w:tblLayout w:type="fixed"/>
+        <w:tblLook w:firstRow="1" w:lastRow="0" w:firstColumn="0" w:lastColumn="0" w:noHBand="0" w:noVBand="0" w:val="0020"/>
+      </w:tblPr>
+      <w:tblGrid>
+        <w:gridCol w:w="880"/>
+        <w:gridCol w:w="1430"/>
+        <w:gridCol w:w="1430"/>
+        <w:gridCol w:w="1540"/>
+        <w:gridCol w:w="1540"/>
+      </w:tblGrid>
+      <w:tr>
+        <w:trPr>
+          <w:tblHeader w:val="on"/>
+        </w:trPr>
+        <w:tc>
+          <w:tcPr/>
+          <w:p>
+            <w:pPr>
+              <w:pStyle w:val="Compact"/>
+            </w:pPr>
+          </w:p>
+        </w:tc>
+        <w:tc>
+          <w:tcPr>
+            <w:gridSpan w:val="2"/>
+          </w:tcPr>
+          <w:p>
+            <w:pPr>
+              <w:pStyle w:val="Compact"/>
+            </w:pPr>
+            <w:r>
+              <w:t xml:space="preserve">0</w:t>
+            </w:r>
+          </w:p>
+        </w:tc>
+        <w:tc>
+          <w:tcPr>
+            <w:gridSpan w:val="2"/>
+          </w:tcPr>
+          <w:p>
+            <w:pPr>
+              <w:pStyle w:val="Compact"/>
+            </w:pPr>
+            <w:r>
+              <w:t xml:space="preserve">1</w:t>
+            </w:r>
+          </w:p>
+        </w:tc>
+      </w:tr>
+      <w:tr>
+        <w:trPr>
+          <w:tblHeader w:val="on"/>
+        </w:trPr>
+        <w:tc>
+          <w:tcPr/>
+          <w:p>
+            <w:pPr>
+              <w:pStyle w:val="Compact"/>
+            </w:pPr>
+          </w:p>
+        </w:tc>
+        <w:tc>
+          <w:tcPr/>
+          <w:p>
+            <w:pPr>
+              <w:pStyle w:val="Compact"/>
+            </w:pPr>
+            <w:r>
+              <w:t xml:space="preserve">Mean</w:t>
+            </w:r>
+          </w:p>
+        </w:tc>
+        <w:tc>
+          <w:tcPr/>
+          <w:p>
+            <w:pPr>
+              <w:pStyle w:val="Compact"/>
+            </w:pPr>
+            <w:r>
+              <w:t xml:space="preserve">SD</w:t>
+            </w:r>
+          </w:p>
+        </w:tc>
+        <w:tc>
+          <w:tcPr/>
+          <w:p>
+            <w:pPr>
+              <w:pStyle w:val="Compact"/>
+            </w:pPr>
+            <w:r>
+              <w:t xml:space="preserve">Mean</w:t>
+            </w:r>
+          </w:p>
+        </w:tc>
+        <w:tc>
+          <w:tcPr/>
+          <w:p>
+            <w:pPr>
+              <w:pStyle w:val="Compact"/>
+            </w:pPr>
+            <w:r>
+              <w:t xml:space="preserve">SD</w:t>
+            </w:r>
+          </w:p>
+        </w:tc>
+      </w:tr>
+      <w:tr>
+        <w:tc>
+          <w:tcPr/>
+          <w:p>
+            <w:pPr>
+              <w:pStyle w:val="Compact"/>
+            </w:pPr>
+            <w:r>
+              <w:t xml:space="preserve">Tahun</w:t>
+            </w:r>
+          </w:p>
+        </w:tc>
+        <w:tc>
+          <w:tcPr/>
+          <w:p>
+            <w:pPr>
+              <w:pStyle w:val="Compact"/>
+            </w:pPr>
+            <w:r>
+              <w:t xml:space="preserve">2019.29</w:t>
+            </w:r>
+          </w:p>
+        </w:tc>
+        <w:tc>
+          <w:tcPr/>
+          <w:p>
+            <w:pPr>
+              <w:pStyle w:val="Compact"/>
+            </w:pPr>
+            <w:r>
+              <w:t xml:space="preserve">2.59</w:t>
+            </w:r>
+          </w:p>
+        </w:tc>
+        <w:tc>
+          <w:tcPr/>
+          <w:p>
+            <w:pPr>
+              <w:pStyle w:val="Compact"/>
+            </w:pPr>
+            <w:r>
+              <w:t xml:space="preserve">2021.70</w:t>
+            </w:r>
+          </w:p>
+        </w:tc>
+        <w:tc>
+          <w:tcPr/>
+          <w:p>
+            <w:pPr>
+              <w:pStyle w:val="Compact"/>
+            </w:pPr>
+            <w:r>
+              <w:t xml:space="preserve">2.51</w:t>
+            </w:r>
+          </w:p>
+        </w:tc>
+      </w:tr>
+      <w:tr>
+        <w:tc>
+          <w:tcPr/>
+          <w:p>
+            <w:pPr>
+              <w:pStyle w:val="Compact"/>
+            </w:pPr>
+            <w:r>
+              <w:t xml:space="preserve">L</w:t>
+            </w:r>
+          </w:p>
+        </w:tc>
+        <w:tc>
+          <w:tcPr/>
+          <w:p>
+            <w:pPr>
+              <w:pStyle w:val="Compact"/>
+            </w:pPr>
+            <w:r>
+              <w:t xml:space="preserve">167346.04</w:t>
+            </w:r>
+          </w:p>
+        </w:tc>
+        <w:tc>
+          <w:tcPr/>
+          <w:p>
+            <w:pPr>
+              <w:pStyle w:val="Compact"/>
+            </w:pPr>
+            <w:r>
+              <w:t xml:space="preserve">225323.95</w:t>
+            </w:r>
+          </w:p>
+        </w:tc>
+        <w:tc>
+          <w:tcPr/>
+          <w:p>
+            <w:pPr>
+              <w:pStyle w:val="Compact"/>
+            </w:pPr>
+            <w:r>
+              <w:t xml:space="preserve">593742.05</w:t>
+            </w:r>
+          </w:p>
+        </w:tc>
+        <w:tc>
+          <w:tcPr/>
+          <w:p>
+            <w:pPr>
+              <w:pStyle w:val="Compact"/>
+            </w:pPr>
+            <w:r>
+              <w:t xml:space="preserve">602025.91</w:t>
+            </w:r>
+          </w:p>
+        </w:tc>
+      </w:tr>
+      <w:tr>
+        <w:tc>
+          <w:tcPr/>
+          <w:p>
+            <w:pPr>
+              <w:pStyle w:val="Compact"/>
+            </w:pPr>
+            <w:r>
+              <w:t xml:space="preserve">M</w:t>
+            </w:r>
+          </w:p>
+        </w:tc>
+        <w:tc>
+          <w:tcPr/>
+          <w:p>
+            <w:pPr>
+              <w:pStyle w:val="Compact"/>
+            </w:pPr>
+            <w:r>
+              <w:t xml:space="preserve">3144005.22</w:t>
+            </w:r>
+          </w:p>
+        </w:tc>
+        <w:tc>
+          <w:tcPr/>
+          <w:p>
+            <w:pPr>
+              <w:pStyle w:val="Compact"/>
+            </w:pPr>
+            <w:r>
+              <w:t xml:space="preserve">4894040.05</w:t>
+            </w:r>
+          </w:p>
+        </w:tc>
+        <w:tc>
+          <w:tcPr/>
+          <w:p>
+            <w:pPr>
+              <w:pStyle w:val="Compact"/>
+            </w:pPr>
+            <w:r>
+              <w:t xml:space="preserve">7628974.06</w:t>
+            </w:r>
+          </w:p>
+        </w:tc>
+        <w:tc>
+          <w:tcPr/>
+          <w:p>
+            <w:pPr>
+              <w:pStyle w:val="Compact"/>
+            </w:pPr>
+            <w:r>
+              <w:t xml:space="preserve">7201229.63</w:t>
+            </w:r>
+          </w:p>
+        </w:tc>
+      </w:tr>
+      <w:tr>
+        <w:tc>
+          <w:tcPr/>
+          <w:p>
+            <w:pPr>
+              <w:pStyle w:val="Compact"/>
+            </w:pPr>
+            <w:r>
+              <w:t xml:space="preserve">K</w:t>
+            </w:r>
+          </w:p>
+        </w:tc>
+        <w:tc>
+          <w:tcPr/>
+          <w:p>
+            <w:pPr>
+              <w:pStyle w:val="Compact"/>
+            </w:pPr>
+            <w:r>
+              <w:t xml:space="preserve">747066.38</w:t>
+            </w:r>
+          </w:p>
+        </w:tc>
+        <w:tc>
+          <w:tcPr/>
+          <w:p>
+            <w:pPr>
+              <w:pStyle w:val="Compact"/>
+            </w:pPr>
+            <w:r>
+              <w:t xml:space="preserve">882774.51</w:t>
+            </w:r>
+          </w:p>
+        </w:tc>
+        <w:tc>
+          <w:tcPr/>
+          <w:p>
+            <w:pPr>
+              <w:pStyle w:val="Compact"/>
+            </w:pPr>
+            <w:r>
+              <w:t xml:space="preserve">1039017.94</w:t>
+            </w:r>
+          </w:p>
+        </w:tc>
+        <w:tc>
+          <w:tcPr/>
+          <w:p>
+            <w:pPr>
+              <w:pStyle w:val="Compact"/>
+            </w:pPr>
+            <w:r>
+              <w:t xml:space="preserve">700201.01</w:t>
+            </w:r>
+          </w:p>
+        </w:tc>
+      </w:tr>
+      <w:tr>
+        <w:tc>
+          <w:tcPr/>
+          <w:p>
+            <w:pPr>
+              <w:pStyle w:val="Compact"/>
+            </w:pPr>
+            <w:r>
+              <w:t xml:space="preserve">R</w:t>
+            </w:r>
+          </w:p>
+        </w:tc>
+        <w:tc>
+          <w:tcPr/>
+          <w:p>
+            <w:pPr>
+              <w:pStyle w:val="Compact"/>
+            </w:pPr>
+            <w:r>
+              <w:t xml:space="preserve">4977557.64</w:t>
+            </w:r>
+          </w:p>
+        </w:tc>
+        <w:tc>
+          <w:tcPr/>
+          <w:p>
+            <w:pPr>
+              <w:pStyle w:val="Compact"/>
+            </w:pPr>
+            <w:r>
+              <w:t xml:space="preserve">7070953.75</w:t>
+            </w:r>
+          </w:p>
+        </w:tc>
+        <w:tc>
+          <w:tcPr/>
+          <w:p>
+            <w:pPr>
+              <w:pStyle w:val="Compact"/>
+            </w:pPr>
+            <w:r>
+              <w:t xml:space="preserve">12153851.49</w:t>
+            </w:r>
+          </w:p>
+        </w:tc>
+        <w:tc>
+          <w:tcPr/>
+          <w:p>
+            <w:pPr>
+              <w:pStyle w:val="Compact"/>
+            </w:pPr>
+            <w:r>
+              <w:t xml:space="preserve">10684765.58</w:t>
+            </w:r>
+          </w:p>
+        </w:tc>
+      </w:tr>
+      <w:tr>
+        <w:tc>
+          <w:tcPr/>
+          <w:p>
+            <w:pPr>
+              <w:pStyle w:val="Compact"/>
+            </w:pPr>
+            <w:r>
+              <w:t xml:space="preserve">HGBT</w:t>
+            </w:r>
+          </w:p>
+        </w:tc>
+        <w:tc>
+          <w:tcPr/>
+          <w:p>
+            <w:pPr>
+              <w:pStyle w:val="Compact"/>
+            </w:pPr>
+            <w:r>
+              <w:t xml:space="preserve">0.00</w:t>
+            </w:r>
+          </w:p>
+        </w:tc>
+        <w:tc>
+          <w:tcPr/>
+          <w:p>
+            <w:pPr>
+              <w:pStyle w:val="Compact"/>
+            </w:pPr>
+            <w:r>
+              <w:t xml:space="preserve">0.00</w:t>
+            </w:r>
+          </w:p>
+        </w:tc>
+        <w:tc>
+          <w:tcPr/>
+          <w:p>
+            <w:pPr>
+              <w:pStyle w:val="Compact"/>
+            </w:pPr>
+            <w:r>
+              <w:t xml:space="preserve">1.00</w:t>
+            </w:r>
+          </w:p>
+        </w:tc>
+        <w:tc>
+          <w:tcPr/>
+          <w:p>
+            <w:pPr>
+              <w:pStyle w:val="Compact"/>
+            </w:pPr>
+            <w:r>
+              <w:t xml:space="preserve">0.00</w:t>
+            </w:r>
+          </w:p>
+        </w:tc>
+      </w:tr>
+      <w:tr>
+        <w:tc>
+          <w:tcPr/>
+          <w:p>
+            <w:pPr>
+              <w:pStyle w:val="Compact"/>
+            </w:pPr>
+            <w:r>
+              <w:t xml:space="preserve">V</w:t>
+            </w:r>
+          </w:p>
+        </w:tc>
+        <w:tc>
+          <w:tcPr/>
+          <w:p>
+            <w:pPr>
+              <w:pStyle w:val="Compact"/>
+            </w:pPr>
+            <w:r>
+              <w:t xml:space="preserve">1833552.41</w:t>
+            </w:r>
+          </w:p>
+        </w:tc>
+        <w:tc>
+          <w:tcPr/>
+          <w:p>
+            <w:pPr>
+              <w:pStyle w:val="Compact"/>
+            </w:pPr>
+            <w:r>
+              <w:t xml:space="preserve">2486562.32</w:t>
+            </w:r>
+          </w:p>
+        </w:tc>
+        <w:tc>
+          <w:tcPr/>
+          <w:p>
+            <w:pPr>
+              <w:pStyle w:val="Compact"/>
+            </w:pPr>
+            <w:r>
+              <w:t xml:space="preserve">4524877.44</w:t>
+            </w:r>
+          </w:p>
+        </w:tc>
+        <w:tc>
+          <w:tcPr/>
+          <w:p>
+            <w:pPr>
+              <w:pStyle w:val="Compact"/>
+            </w:pPr>
+            <w:r>
+              <w:t xml:space="preserve">4212931.08</w:t>
+            </w:r>
+          </w:p>
+        </w:tc>
+      </w:tr>
+      <w:tr>
+        <w:tc>
+          <w:tcPr/>
+          <w:p>
+            <w:pPr>
+              <w:pStyle w:val="Compact"/>
+            </w:pPr>
+            <w:r>
+              <w:t xml:space="preserve">WPI</w:t>
+            </w:r>
+          </w:p>
+        </w:tc>
+        <w:tc>
+          <w:tcPr/>
+          <w:p>
+            <w:pPr>
+              <w:pStyle w:val="Compact"/>
+            </w:pPr>
+            <w:r>
+              <w:t xml:space="preserve">149.62</w:t>
+            </w:r>
+          </w:p>
+        </w:tc>
+        <w:tc>
+          <w:tcPr/>
+          <w:p>
+            <w:pPr>
+              <w:pStyle w:val="Compact"/>
+            </w:pPr>
+            <w:r>
+              <w:t xml:space="preserve">10.18</w:t>
+            </w:r>
+          </w:p>
+        </w:tc>
+        <w:tc>
+          <w:tcPr/>
+          <w:p>
+            <w:pPr>
+              <w:pStyle w:val="Compact"/>
+            </w:pPr>
+            <w:r>
+              <w:t xml:space="preserve">160.33</w:t>
+            </w:r>
+          </w:p>
+        </w:tc>
+        <w:tc>
+          <w:tcPr/>
+          <w:p>
+            <w:pPr>
+              <w:pStyle w:val="Compact"/>
+            </w:pPr>
+            <w:r>
+              <w:t xml:space="preserve">11.62</w:t>
+            </w:r>
+          </w:p>
+        </w:tc>
+      </w:tr>
+      <w:tr>
+        <w:tc>
+          <w:tcPr/>
+          <w:p>
+            <w:pPr>
+              <w:pStyle w:val="Compact"/>
+            </w:pPr>
+            <w:r>
+              <w:t xml:space="preserve">L1</w:t>
+            </w:r>
+          </w:p>
+        </w:tc>
+        <w:tc>
+          <w:tcPr/>
+          <w:p>
+            <w:pPr>
+              <w:pStyle w:val="Compact"/>
+            </w:pPr>
+            <w:r>
+              <w:t xml:space="preserve">113355.49</w:t>
+            </w:r>
+          </w:p>
+        </w:tc>
+        <w:tc>
+          <w:tcPr/>
+          <w:p>
+            <w:pPr>
+              <w:pStyle w:val="Compact"/>
+            </w:pPr>
+            <w:r>
+              <w:t xml:space="preserve">156030.43</w:t>
+            </w:r>
+          </w:p>
+        </w:tc>
+        <w:tc>
+          <w:tcPr/>
+          <w:p>
+            <w:pPr>
+              <w:pStyle w:val="Compact"/>
+            </w:pPr>
+            <w:r>
+              <w:t xml:space="preserve">380045.53</w:t>
+            </w:r>
+          </w:p>
+        </w:tc>
+        <w:tc>
+          <w:tcPr/>
+          <w:p>
+            <w:pPr>
+              <w:pStyle w:val="Compact"/>
+            </w:pPr>
+            <w:r>
+              <w:t xml:space="preserve">384899.69</w:t>
+            </w:r>
+          </w:p>
+        </w:tc>
+      </w:tr>
+      <w:tr>
+        <w:tc>
+          <w:tcPr/>
+          <w:p>
+            <w:pPr>
+              <w:pStyle w:val="Compact"/>
+            </w:pPr>
+            <w:r>
+              <w:t xml:space="preserve">K1</w:t>
+            </w:r>
+          </w:p>
+        </w:tc>
+        <w:tc>
+          <w:tcPr/>
+          <w:p>
+            <w:pPr>
+              <w:pStyle w:val="Compact"/>
+            </w:pPr>
+            <w:r>
+              <w:t xml:space="preserve">502084.39</w:t>
+            </w:r>
+          </w:p>
+        </w:tc>
+        <w:tc>
+          <w:tcPr/>
+          <w:p>
+            <w:pPr>
+              <w:pStyle w:val="Compact"/>
+            </w:pPr>
+            <w:r>
+              <w:t xml:space="preserve">595595.54</w:t>
+            </w:r>
+          </w:p>
+        </w:tc>
+        <w:tc>
+          <w:tcPr/>
+          <w:p>
+            <w:pPr>
+              <w:pStyle w:val="Compact"/>
+            </w:pPr>
+            <w:r>
+              <w:t xml:space="preserve">655381.74</w:t>
+            </w:r>
+          </w:p>
+        </w:tc>
+        <w:tc>
+          <w:tcPr/>
+          <w:p>
+            <w:pPr>
+              <w:pStyle w:val="Compact"/>
+            </w:pPr>
+            <w:r>
+              <w:t xml:space="preserve">436931.95</w:t>
+            </w:r>
+          </w:p>
+        </w:tc>
+      </w:tr>
+      <w:tr>
+        <w:tc>
+          <w:tcPr/>
+          <w:p>
+            <w:pPr>
+              <w:pStyle w:val="Compact"/>
+            </w:pPr>
+            <w:r>
+              <w:t xml:space="preserve">V1</w:t>
+            </w:r>
+          </w:p>
+        </w:tc>
+        <w:tc>
+          <w:tcPr/>
+          <w:p>
+            <w:pPr>
+              <w:pStyle w:val="Compact"/>
+            </w:pPr>
+            <w:r>
+              <w:t xml:space="preserve">1242705.30</w:t>
+            </w:r>
+          </w:p>
+        </w:tc>
+        <w:tc>
+          <w:tcPr/>
+          <w:p>
+            <w:pPr>
+              <w:pStyle w:val="Compact"/>
+            </w:pPr>
+            <w:r>
+              <w:t xml:space="preserve">1728137.89</w:t>
+            </w:r>
+          </w:p>
+        </w:tc>
+        <w:tc>
+          <w:tcPr/>
+          <w:p>
+            <w:pPr>
+              <w:pStyle w:val="Compact"/>
+            </w:pPr>
+            <w:r>
+              <w:t xml:space="preserve">2880679.73</w:t>
+            </w:r>
+          </w:p>
+        </w:tc>
+        <w:tc>
+          <w:tcPr/>
+          <w:p>
+            <w:pPr>
+              <w:pStyle w:val="Compact"/>
+            </w:pPr>
+            <w:r>
+              <w:t xml:space="preserve">2674300.53</w:t>
+            </w:r>
+          </w:p>
+        </w:tc>
+      </w:tr>
+      <w:tr>
+        <w:tc>
+          <w:tcPr/>
+          <w:p>
+            <w:pPr>
+              <w:pStyle w:val="Compact"/>
+            </w:pPr>
+            <w:r>
+              <w:t xml:space="preserve">lL1</w:t>
+            </w:r>
+          </w:p>
+        </w:tc>
+        <w:tc>
+          <w:tcPr/>
+          <w:p>
+            <w:pPr>
+              <w:pStyle w:val="Compact"/>
+            </w:pPr>
+            <w:r>
+              <w:t xml:space="preserve">10.85</w:t>
+            </w:r>
+          </w:p>
+        </w:tc>
+        <w:tc>
+          <w:tcPr/>
+          <w:p>
+            <w:pPr>
+              <w:pStyle w:val="Compact"/>
+            </w:pPr>
+            <w:r>
+              <w:t xml:space="preserve">1.33</w:t>
+            </w:r>
+          </w:p>
+        </w:tc>
+        <w:tc>
+          <w:tcPr/>
+          <w:p>
+            <w:pPr>
+              <w:pStyle w:val="Compact"/>
+            </w:pPr>
+            <w:r>
+              <w:t xml:space="preserve">12.19</w:t>
+            </w:r>
+          </w:p>
+        </w:tc>
+        <w:tc>
+          <w:tcPr/>
+          <w:p>
+            <w:pPr>
+              <w:pStyle w:val="Compact"/>
+            </w:pPr>
+            <w:r>
+              <w:t xml:space="preserve">1.39</w:t>
+            </w:r>
+          </w:p>
+        </w:tc>
+      </w:tr>
+      <w:tr>
+        <w:tc>
+          <w:tcPr/>
+          <w:p>
+            <w:pPr>
+              <w:pStyle w:val="Compact"/>
+            </w:pPr>
+            <w:r>
+              <w:t xml:space="preserve">lK1</w:t>
+            </w:r>
+          </w:p>
+        </w:tc>
+        <w:tc>
+          <w:tcPr/>
+          <w:p>
+            <w:pPr>
+              <w:pStyle w:val="Compact"/>
+            </w:pPr>
+            <w:r>
+              <w:t xml:space="preserve">12.49</w:t>
+            </w:r>
+          </w:p>
+        </w:tc>
+        <w:tc>
+          <w:tcPr/>
+          <w:p>
+            <w:pPr>
+              <w:pStyle w:val="Compact"/>
+            </w:pPr>
+            <w:r>
+              <w:t xml:space="preserve">1.26</w:t>
+            </w:r>
+          </w:p>
+        </w:tc>
+        <w:tc>
+          <w:tcPr/>
+          <w:p>
+            <w:pPr>
+              <w:pStyle w:val="Compact"/>
+            </w:pPr>
+            <w:r>
+              <w:t xml:space="preserve">13.07</w:t>
+            </w:r>
+          </w:p>
+        </w:tc>
+        <w:tc>
+          <w:tcPr/>
+          <w:p>
+            <w:pPr>
+              <w:pStyle w:val="Compact"/>
+            </w:pPr>
+            <w:r>
+              <w:t xml:space="preserve">0.95</w:t>
+            </w:r>
+          </w:p>
+        </w:tc>
+      </w:tr>
+      <w:tr>
+        <w:tc>
+          <w:tcPr/>
+          <w:p>
+            <w:pPr>
+              <w:pStyle w:val="Compact"/>
+            </w:pPr>
+            <w:r>
+              <w:t xml:space="preserve">lV1</w:t>
+            </w:r>
+          </w:p>
+        </w:tc>
+        <w:tc>
+          <w:tcPr/>
+          <w:p>
+            <w:pPr>
+              <w:pStyle w:val="Compact"/>
+            </w:pPr>
+            <w:r>
+              <w:t xml:space="preserve">13.30</w:t>
+            </w:r>
+          </w:p>
+        </w:tc>
+        <w:tc>
+          <w:tcPr/>
+          <w:p>
+            <w:pPr>
+              <w:pStyle w:val="Compact"/>
+            </w:pPr>
+            <w:r>
+              <w:t xml:space="preserve">1.27</w:t>
+            </w:r>
+          </w:p>
+        </w:tc>
+        <w:tc>
+          <w:tcPr/>
+          <w:p>
+            <w:pPr>
+              <w:pStyle w:val="Compact"/>
+            </w:pPr>
+            <w:r>
+              <w:t xml:space="preserve">14.32</w:t>
+            </w:r>
+          </w:p>
+        </w:tc>
+        <w:tc>
+          <w:tcPr/>
+          <w:p>
+            <w:pPr>
+              <w:pStyle w:val="Compact"/>
+            </w:pPr>
+            <w:r>
+              <w:t xml:space="preserve">1.23</w:t>
+            </w:r>
+          </w:p>
+        </w:tc>
+      </w:tr>
+      <w:tr>
+        <w:tc>
+          <w:tcPr/>
+          <w:p>
+            <w:pPr>
+              <w:pStyle w:val="Compact"/>
+            </w:pPr>
+            <w:r>
+              <w:t xml:space="preserve">lL</w:t>
+            </w:r>
+          </w:p>
+        </w:tc>
+        <w:tc>
+          <w:tcPr/>
+          <w:p>
+            <w:pPr>
+              <w:pStyle w:val="Compact"/>
+            </w:pPr>
+            <w:r>
+              <w:t xml:space="preserve">11.25</w:t>
+            </w:r>
+          </w:p>
+        </w:tc>
+        <w:tc>
+          <w:tcPr/>
+          <w:p>
+            <w:pPr>
+              <w:pStyle w:val="Compact"/>
+            </w:pPr>
+            <w:r>
+              <w:t xml:space="preserve">1.32</w:t>
+            </w:r>
+          </w:p>
+        </w:tc>
+        <w:tc>
+          <w:tcPr/>
+          <w:p>
+            <w:pPr>
+              <w:pStyle w:val="Compact"/>
+            </w:pPr>
+            <w:r>
+              <w:t xml:space="preserve">12.66</w:t>
+            </w:r>
+          </w:p>
+        </w:tc>
+        <w:tc>
+          <w:tcPr/>
+          <w:p>
+            <w:pPr>
+              <w:pStyle w:val="Compact"/>
+            </w:pPr>
+            <w:r>
+              <w:t xml:space="preserve">1.35</w:t>
+            </w:r>
+          </w:p>
+        </w:tc>
+      </w:tr>
+      <w:tr>
+        <w:tc>
+          <w:tcPr/>
+          <w:p>
+            <w:pPr>
+              <w:pStyle w:val="Compact"/>
+            </w:pPr>
+            <w:r>
+              <w:t xml:space="preserve">lK</w:t>
+            </w:r>
+          </w:p>
+        </w:tc>
+        <w:tc>
+          <w:tcPr/>
+          <w:p>
+            <w:pPr>
+              <w:pStyle w:val="Compact"/>
+            </w:pPr>
+            <w:r>
+              <w:t xml:space="preserve">12.89</w:t>
+            </w:r>
+          </w:p>
+        </w:tc>
+        <w:tc>
+          <w:tcPr/>
+          <w:p>
+            <w:pPr>
+              <w:pStyle w:val="Compact"/>
+            </w:pPr>
+            <w:r>
+              <w:t xml:space="preserve">1.26</w:t>
+            </w:r>
+          </w:p>
+        </w:tc>
+        <w:tc>
+          <w:tcPr/>
+          <w:p>
+            <w:pPr>
+              <w:pStyle w:val="Compact"/>
+            </w:pPr>
+            <w:r>
+              <w:t xml:space="preserve">13.54</w:t>
+            </w:r>
+          </w:p>
+        </w:tc>
+        <w:tc>
+          <w:tcPr/>
+          <w:p>
+            <w:pPr>
+              <w:pStyle w:val="Compact"/>
+            </w:pPr>
+            <w:r>
+              <w:t xml:space="preserve">0.93</w:t>
+            </w:r>
+          </w:p>
+        </w:tc>
+      </w:tr>
+      <w:tr>
+        <w:tc>
+          <w:tcPr/>
+          <w:p>
+            <w:pPr>
+              <w:pStyle w:val="Compact"/>
+            </w:pPr>
+            <w:r>
+              <w:t xml:space="preserve">lV</w:t>
+            </w:r>
+          </w:p>
+        </w:tc>
+        <w:tc>
+          <w:tcPr/>
+          <w:p>
+            <w:pPr>
+              <w:pStyle w:val="Compact"/>
+            </w:pPr>
+            <w:r>
+              <w:t xml:space="preserve">13.70</w:t>
+            </w:r>
+          </w:p>
+        </w:tc>
+        <w:tc>
+          <w:tcPr/>
+          <w:p>
+            <w:pPr>
+              <w:pStyle w:val="Compact"/>
+            </w:pPr>
+            <w:r>
+              <w:t xml:space="preserve">1.26</w:t>
+            </w:r>
+          </w:p>
+        </w:tc>
+        <w:tc>
+          <w:tcPr/>
+          <w:p>
+            <w:pPr>
+              <w:pStyle w:val="Compact"/>
+            </w:pPr>
+            <w:r>
+              <w:t xml:space="preserve">14.79</w:t>
+            </w:r>
+          </w:p>
+        </w:tc>
+        <w:tc>
+          <w:tcPr/>
+          <w:p>
+            <w:pPr>
+              <w:pStyle w:val="Compact"/>
+            </w:pPr>
+            <w:r>
+              <w:t xml:space="preserve">1.20</w:t>
+            </w:r>
+          </w:p>
+        </w:tc>
+      </w:tr>
+    </w:tbl>
     <w:tbl>
       <w:tblPr>
         <w:tblStyle w:val="Table"/>
